--- a/output/Descriptivos/tabla_promedio_asamblea.docx
+++ b/output/Descriptivos/tabla_promedio_asamblea.docx
@@ -155,7 +155,7 @@
               <w:pStyle w:val="Normal"/>
             </w:pPr>
             <w:r>
-              <w:t>15.3</w:t>
+              <w:t>14.5</w:t>
             </w:r>
           </w:p>
         </w:tc>
@@ -165,7 +165,7 @@
               <w:pStyle w:val="Normal"/>
             </w:pPr>
             <w:r>
-              <w:t>12.6</w:t>
+              <w:t>11.8</w:t>
             </w:r>
           </w:p>
         </w:tc>
@@ -175,7 +175,7 @@
               <w:pStyle w:val="Normal"/>
             </w:pPr>
             <w:r>
-              <w:t>18.3</w:t>
+              <w:t>17.6</w:t>
             </w:r>
           </w:p>
         </w:tc>
